--- a/docs/SCI_SE_12.ProjectConfigurationManagement.docx
+++ b/docs/SCI_SE_12.ProjectConfigurationManagement.docx
@@ -44,6 +44,7 @@
           <w:b/>
           <w:sz w:val="36"/>
           <w:szCs w:val="36"/>
+          <w:lang w:val="vi-VN"/>
         </w:rPr>
       </w:pPr>
       <w:r>
@@ -53,7 +54,36 @@
           <w:sz w:val="36"/>
           <w:szCs w:val="36"/>
         </w:rPr>
-        <w:t>TRƯỜNG ĐẠI HỌC DUY TÂN</w:t>
+        <w:t>ĐẠI HỌC DUY TÂN</w:t>
+      </w:r>
+    </w:p>
+    <w:p>
+      <w:pPr>
+        <w:pBdr>
+          <w:top w:val="thinThickThinSmallGap" w:sz="24" w:space="1" w:color="auto"/>
+          <w:left w:val="thinThickThinSmallGap" w:sz="24" w:space="4" w:color="auto"/>
+          <w:bottom w:val="thinThickThinSmallGap" w:sz="24" w:space="1" w:color="auto"/>
+          <w:right w:val="thinThickThinSmallGap" w:sz="24" w:space="4" w:color="auto"/>
+        </w:pBdr>
+        <w:spacing w:after="0"/>
+        <w:jc w:val="center"/>
+        <w:rPr>
+          <w:rFonts w:ascii="Times New Roman" w:eastAsia="Calibri" w:hAnsi="Times New Roman" w:cs="Times New Roman"/>
+          <w:b/>
+          <w:sz w:val="36"/>
+          <w:szCs w:val="36"/>
+          <w:lang w:val="vi-VN"/>
+        </w:rPr>
+      </w:pPr>
+      <w:r>
+        <w:rPr>
+          <w:rFonts w:ascii="Times New Roman" w:eastAsia="Calibri" w:hAnsi="Times New Roman" w:cs="Times New Roman"/>
+          <w:b/>
+          <w:sz w:val="36"/>
+          <w:szCs w:val="36"/>
+          <w:lang w:val="vi-VN"/>
+        </w:rPr>
+        <w:t>KHOA CÔNG NGHỆ THÔNG TIN</w:t>
       </w:r>
     </w:p>
     <w:p>
@@ -320,16 +350,6 @@
           <w:szCs w:val="44"/>
           <w:lang w:val="fr-FR"/>
         </w:rPr>
-        <w:t xml:space="preserve">TÀI LIỆU </w:t>
-      </w:r>
-      <w:r>
-        <w:rPr>
-          <w:rFonts w:ascii="Times New Roman" w:eastAsia="Calibri" w:hAnsi="Times New Roman" w:cs="Times New Roman"/>
-          <w:b/>
-          <w:sz w:val="36"/>
-          <w:szCs w:val="44"/>
-          <w:lang w:val="fr-FR"/>
-        </w:rPr>
         <w:t>CONFIGURATION</w:t>
       </w:r>
     </w:p>
@@ -454,7 +474,6 @@
         </w:rPr>
         <w:tab/>
       </w:r>
-      <w:proofErr w:type="gramStart"/>
       <w:r>
         <w:rPr>
           <w:rFonts w:ascii="Times New Roman" w:eastAsia="Calibri" w:hAnsi="Times New Roman" w:cs="Times New Roman"/>
@@ -462,17 +481,7 @@
           <w:szCs w:val="26"/>
           <w:lang w:val="fr-FR"/>
         </w:rPr>
-        <w:t>GVHD:</w:t>
-      </w:r>
-      <w:proofErr w:type="gramEnd"/>
-      <w:r>
-        <w:rPr>
-          <w:rFonts w:ascii="Times New Roman" w:eastAsia="Calibri" w:hAnsi="Times New Roman" w:cs="Times New Roman"/>
-          <w:sz w:val="26"/>
-          <w:szCs w:val="26"/>
-          <w:lang w:val="fr-FR"/>
-        </w:rPr>
-        <w:t xml:space="preserve"> </w:t>
+        <w:t xml:space="preserve">GVHD: </w:t>
       </w:r>
       <w:r>
         <w:rPr>
@@ -512,19 +521,8 @@
           <w:lang w:val="fr-FR"/>
         </w:rPr>
         <w:tab/>
-        <w:t xml:space="preserve">Nhóm </w:t>
+        <w:t>Nhóm SVTH:</w:t>
       </w:r>
-      <w:proofErr w:type="gramStart"/>
-      <w:r>
-        <w:rPr>
-          <w:rFonts w:ascii="Times New Roman" w:eastAsia="Calibri" w:hAnsi="Times New Roman" w:cs="Times New Roman"/>
-          <w:sz w:val="26"/>
-          <w:szCs w:val="26"/>
-          <w:lang w:val="fr-FR"/>
-        </w:rPr>
-        <w:t>SVTH:</w:t>
-      </w:r>
-      <w:proofErr w:type="gramEnd"/>
     </w:p>
     <w:p>
       <w:pPr>
@@ -1279,7 +1277,6 @@
                 <w:szCs w:val="26"/>
               </w:rPr>
             </w:pPr>
-            <w:proofErr w:type="gramStart"/>
             <w:r>
               <w:rPr>
                 <w:rFonts w:ascii="Times New Roman" w:eastAsia="Calibri" w:hAnsi="Times New Roman" w:cs="Times New Roman"/>
@@ -1295,17 +1292,7 @@
                 <w:szCs w:val="26"/>
                 <w:lang w:val="vi-VN"/>
               </w:rPr>
-              <w:t>.s</w:t>
-            </w:r>
-            <w:proofErr w:type="gramEnd"/>
-            <w:r>
-              <w:rPr>
-                <w:rFonts w:ascii="Times New Roman" w:eastAsia="Calibri" w:hAnsi="Times New Roman" w:cs="Times New Roman"/>
-                <w:sz w:val="26"/>
-                <w:szCs w:val="26"/>
-                <w:lang w:val="vi-VN"/>
-              </w:rPr>
-              <w:t xml:space="preserve"> </w:t>
+              <w:t xml:space="preserve">.s </w:t>
             </w:r>
             <w:r>
               <w:rPr>
@@ -1435,7 +1422,33 @@
                 <w:sz w:val="26"/>
                 <w:szCs w:val="26"/>
               </w:rPr>
-              <w:t xml:space="preserve">Nguyễn Trần Đăng Trường </w:t>
+              <w:t>Th</w:t>
+            </w:r>
+            <w:r>
+              <w:rPr>
+                <w:rFonts w:ascii="Times New Roman" w:eastAsia="Calibri" w:hAnsi="Times New Roman" w:cs="Times New Roman"/>
+                <w:sz w:val="26"/>
+                <w:szCs w:val="26"/>
+                <w:lang w:val="vi-VN"/>
+              </w:rPr>
+              <w:t xml:space="preserve">.s </w:t>
+            </w:r>
+            <w:r>
+              <w:rPr>
+                <w:rFonts w:ascii="Times New Roman" w:eastAsia="Calibri" w:hAnsi="Times New Roman" w:cs="Times New Roman"/>
+                <w:sz w:val="26"/>
+                <w:szCs w:val="26"/>
+              </w:rPr>
+              <w:t>Đỗ</w:t>
+            </w:r>
+            <w:r>
+              <w:rPr>
+                <w:rFonts w:ascii="Times New Roman" w:eastAsia="Calibri" w:hAnsi="Times New Roman" w:cs="Times New Roman"/>
+                <w:sz w:val="26"/>
+                <w:szCs w:val="26"/>
+                <w:lang w:val="vi-VN"/>
+              </w:rPr>
+              <w:t xml:space="preserve"> Thành Bảo Ngọc    </w:t>
             </w:r>
           </w:p>
           <w:p>
@@ -1454,16 +1467,7 @@
                 <w:sz w:val="26"/>
                 <w:szCs w:val="26"/>
               </w:rPr>
-              <w:t xml:space="preserve">Email: </w:t>
-            </w:r>
-            <w:r>
-              <w:rPr>
-                <w:rFonts w:ascii="Times New Roman" w:eastAsia="Calibri" w:hAnsi="Times New Roman" w:cs="Times New Roman"/>
-                <w:sz w:val="26"/>
-                <w:szCs w:val="26"/>
-                <w:u w:val="single"/>
-              </w:rPr>
-              <w:t>dangtruong150420@gmail.com</w:t>
+              <w:t>Email: baongocdt@gmail.com</w:t>
             </w:r>
           </w:p>
           <w:p>
@@ -1482,7 +1486,7 @@
                 <w:sz w:val="26"/>
                 <w:szCs w:val="26"/>
               </w:rPr>
-              <w:t>Tel: 0944799214</w:t>
+              <w:t>Phone: 0905892893</w:t>
             </w:r>
           </w:p>
         </w:tc>
@@ -2069,6 +2073,7 @@
           <w:sz w:val="32"/>
           <w:szCs w:val="32"/>
         </w:rPr>
+        <w:lastRenderedPageBreak/>
         <w:t>THÔNG TIN TÀI LIỆU</w:t>
       </w:r>
     </w:p>
@@ -2884,23 +2889,13 @@
                 <w:szCs w:val="26"/>
               </w:rPr>
             </w:pPr>
-            <w:proofErr w:type="gramStart"/>
-            <w:r>
-              <w:rPr>
-                <w:rFonts w:ascii="Times New Roman" w:eastAsia="Calibri" w:hAnsi="Times New Roman" w:cs="Times New Roman"/>
-                <w:sz w:val="26"/>
-                <w:szCs w:val="26"/>
-              </w:rPr>
-              <w:t>…./…./</w:t>
-            </w:r>
-            <w:proofErr w:type="gramEnd"/>
-            <w:r>
-              <w:rPr>
-                <w:rFonts w:ascii="Times New Roman" w:eastAsia="Calibri" w:hAnsi="Times New Roman" w:cs="Times New Roman"/>
-                <w:sz w:val="26"/>
-                <w:szCs w:val="26"/>
-              </w:rPr>
-              <w:t>2026</w:t>
+            <w:r>
+              <w:rPr>
+                <w:rFonts w:ascii="Times New Roman" w:eastAsia="Calibri" w:hAnsi="Times New Roman" w:cs="Times New Roman"/>
+                <w:sz w:val="26"/>
+                <w:szCs w:val="26"/>
+              </w:rPr>
+              <w:t>…./…./2026</w:t>
             </w:r>
           </w:p>
         </w:tc>
@@ -2950,6 +2945,7 @@
                 <w:rFonts w:ascii="Times New Roman" w:eastAsia="Calibri" w:hAnsi="Times New Roman" w:cs="Times New Roman"/>
                 <w:sz w:val="26"/>
                 <w:szCs w:val="26"/>
+                <w:lang w:val="vi-VN"/>
               </w:rPr>
             </w:pPr>
             <w:r>
@@ -2958,7 +2954,16 @@
                 <w:sz w:val="26"/>
                 <w:szCs w:val="26"/>
               </w:rPr>
-              <w:t>Nguyễn Trần Đăng Trường</w:t>
+              <w:t>Đỗ</w:t>
+            </w:r>
+            <w:r>
+              <w:rPr>
+                <w:rFonts w:ascii="Times New Roman" w:hAnsi="Times New Roman" w:cs="Times New Roman"/>
+                <w:sz w:val="26"/>
+                <w:szCs w:val="26"/>
+                <w:lang w:val="vi-VN"/>
+              </w:rPr>
+              <w:t xml:space="preserve"> Thành Bảo Ngọc</w:t>
             </w:r>
           </w:p>
         </w:tc>
@@ -3084,23 +3089,13 @@
                 <w:szCs w:val="26"/>
               </w:rPr>
             </w:pPr>
-            <w:proofErr w:type="gramStart"/>
             <w:r>
               <w:rPr>
                 <w:rFonts w:ascii="Times New Roman" w:hAnsi="Times New Roman" w:cs="Times New Roman"/>
                 <w:sz w:val="26"/>
                 <w:szCs w:val="26"/>
               </w:rPr>
-              <w:t>…./…./</w:t>
-            </w:r>
-            <w:proofErr w:type="gramEnd"/>
-            <w:r>
-              <w:rPr>
-                <w:rFonts w:ascii="Times New Roman" w:hAnsi="Times New Roman" w:cs="Times New Roman"/>
-                <w:sz w:val="26"/>
-                <w:szCs w:val="26"/>
-              </w:rPr>
-              <w:t>2026</w:t>
+              <w:t>…./…./2026</w:t>
             </w:r>
           </w:p>
         </w:tc>
@@ -3284,23 +3279,13 @@
                 <w:szCs w:val="26"/>
               </w:rPr>
             </w:pPr>
-            <w:proofErr w:type="gramStart"/>
             <w:r>
               <w:rPr>
                 <w:rFonts w:ascii="Times New Roman" w:hAnsi="Times New Roman" w:cs="Times New Roman"/>
                 <w:sz w:val="26"/>
                 <w:szCs w:val="26"/>
               </w:rPr>
-              <w:t>…./…./</w:t>
-            </w:r>
-            <w:proofErr w:type="gramEnd"/>
-            <w:r>
-              <w:rPr>
-                <w:rFonts w:ascii="Times New Roman" w:hAnsi="Times New Roman" w:cs="Times New Roman"/>
-                <w:sz w:val="26"/>
-                <w:szCs w:val="26"/>
-              </w:rPr>
-              <w:t>2026</w:t>
+              <w:t>…./…./2026</w:t>
             </w:r>
           </w:p>
         </w:tc>
@@ -3483,23 +3468,13 @@
                 <w:szCs w:val="26"/>
               </w:rPr>
             </w:pPr>
-            <w:proofErr w:type="gramStart"/>
             <w:r>
               <w:rPr>
                 <w:rFonts w:ascii="Times New Roman" w:hAnsi="Times New Roman" w:cs="Times New Roman"/>
                 <w:sz w:val="26"/>
                 <w:szCs w:val="26"/>
               </w:rPr>
-              <w:t>…./…./</w:t>
-            </w:r>
-            <w:proofErr w:type="gramEnd"/>
-            <w:r>
-              <w:rPr>
-                <w:rFonts w:ascii="Times New Roman" w:hAnsi="Times New Roman" w:cs="Times New Roman"/>
-                <w:sz w:val="26"/>
-                <w:szCs w:val="26"/>
-              </w:rPr>
-              <w:t>2026</w:t>
+              <w:t>…./…./2026</w:t>
             </w:r>
           </w:p>
         </w:tc>
@@ -3672,23 +3647,13 @@
                 <w:szCs w:val="26"/>
               </w:rPr>
             </w:pPr>
-            <w:proofErr w:type="gramStart"/>
             <w:r>
               <w:rPr>
                 <w:rFonts w:ascii="Times New Roman" w:hAnsi="Times New Roman" w:cs="Times New Roman"/>
                 <w:sz w:val="26"/>
                 <w:szCs w:val="26"/>
               </w:rPr>
-              <w:t>…./…./</w:t>
-            </w:r>
-            <w:proofErr w:type="gramEnd"/>
-            <w:r>
-              <w:rPr>
-                <w:rFonts w:ascii="Times New Roman" w:hAnsi="Times New Roman" w:cs="Times New Roman"/>
-                <w:sz w:val="26"/>
-                <w:szCs w:val="26"/>
-              </w:rPr>
-              <w:t>2026</w:t>
+              <w:t>…./…./2026</w:t>
             </w:r>
           </w:p>
         </w:tc>
@@ -3861,23 +3826,13 @@
                 <w:szCs w:val="26"/>
               </w:rPr>
             </w:pPr>
-            <w:proofErr w:type="gramStart"/>
             <w:r>
               <w:rPr>
                 <w:rFonts w:ascii="Times New Roman" w:hAnsi="Times New Roman" w:cs="Times New Roman"/>
                 <w:sz w:val="26"/>
                 <w:szCs w:val="26"/>
               </w:rPr>
-              <w:t>…./…./</w:t>
-            </w:r>
-            <w:proofErr w:type="gramEnd"/>
-            <w:r>
-              <w:rPr>
-                <w:rFonts w:ascii="Times New Roman" w:hAnsi="Times New Roman" w:cs="Times New Roman"/>
-                <w:sz w:val="26"/>
-                <w:szCs w:val="26"/>
-              </w:rPr>
-              <w:t>2026</w:t>
+              <w:t>…./…./2026</w:t>
             </w:r>
           </w:p>
         </w:tc>
@@ -4051,23 +4006,13 @@
                 <w:szCs w:val="26"/>
               </w:rPr>
             </w:pPr>
-            <w:proofErr w:type="gramStart"/>
             <w:r>
               <w:rPr>
                 <w:rFonts w:ascii="Times New Roman" w:hAnsi="Times New Roman" w:cs="Times New Roman"/>
                 <w:sz w:val="26"/>
                 <w:szCs w:val="26"/>
               </w:rPr>
-              <w:t>…./…./</w:t>
-            </w:r>
-            <w:proofErr w:type="gramEnd"/>
-            <w:r>
-              <w:rPr>
-                <w:rFonts w:ascii="Times New Roman" w:hAnsi="Times New Roman" w:cs="Times New Roman"/>
-                <w:sz w:val="26"/>
-                <w:szCs w:val="26"/>
-              </w:rPr>
-              <w:t>2026</w:t>
+              <w:t>…./…./2026</w:t>
             </w:r>
           </w:p>
         </w:tc>
@@ -4077,24 +4022,21 @@
       <w:pPr>
         <w:rPr>
           <w:rFonts w:ascii="Times New Roman" w:hAnsi="Times New Roman" w:cs="Times New Roman"/>
+          <w:lang w:val="vi-VN"/>
         </w:rPr>
       </w:pPr>
-    </w:p>
-    <w:p>
-      <w:pPr>
-        <w:rPr>
-          <w:rFonts w:ascii="Times New Roman" w:hAnsi="Times New Roman" w:cs="Times New Roman"/>
-        </w:rPr>
-      </w:pPr>
-      <w:r>
-        <w:rPr>
-          <w:rFonts w:ascii="Times New Roman" w:hAnsi="Times New Roman" w:cs="Times New Roman"/>
-        </w:rPr>
-        <w:br w:type="page"/>
-      </w:r>
     </w:p>
     <w:sdt>
       <w:sdtPr>
+        <w:rPr>
+          <w:rFonts w:asciiTheme="minorHAnsi" w:eastAsiaTheme="minorHAnsi" w:hAnsiTheme="minorHAnsi" w:cstheme="minorBidi"/>
+          <w:b w:val="0"/>
+          <w:bCs w:val="0"/>
+          <w:color w:val="auto"/>
+          <w:sz w:val="22"/>
+          <w:szCs w:val="22"/>
+          <w:lang w:eastAsia="en-US"/>
+        </w:rPr>
         <w:id w:val="-2004119716"/>
         <w:docPartObj>
           <w:docPartGallery w:val="Table of Contents"/>
@@ -4103,12 +4045,7 @@
       </w:sdtPr>
       <w:sdtEndPr>
         <w:rPr>
-          <w:rFonts w:asciiTheme="minorHAnsi" w:eastAsiaTheme="minorHAnsi" w:hAnsiTheme="minorHAnsi" w:cstheme="minorBidi"/>
           <w:noProof/>
-          <w:color w:val="auto"/>
-          <w:sz w:val="22"/>
-          <w:szCs w:val="22"/>
-          <w:lang w:eastAsia="en-US"/>
         </w:rPr>
       </w:sdtEndPr>
       <w:sdtContent>
@@ -5027,6 +4964,7 @@
           <w:sz w:val="26"/>
           <w:szCs w:val="26"/>
         </w:rPr>
+        <w:lastRenderedPageBreak/>
         <w:t>GIỚI THIỆU</w:t>
       </w:r>
       <w:bookmarkEnd w:id="0"/>
@@ -5564,7 +5502,15 @@
                 <w:sz w:val="26"/>
                 <w:szCs w:val="26"/>
               </w:rPr>
-              <w:t xml:space="preserve"> Một tài liệu chính thức, được phê duyệt được sử dụng để hướng dẫn cả việc thực hiện dự án và kiểm soát dự án. Các mục đích chính của kế hoạch dự án là ghi lại các giả định và quyết định về lập kế hoạch, tạo điều kiện giao tiếp và lập hồ sơ về phạm vi, chi phí và lịch trình đã được phê duyệt.</w:t>
+              <w:t xml:space="preserve"> Một tài liệu chính thức, được phê duyệt được sử dụng để hướng dẫn cả việc thực hiện dự án và kiểm soát dự án. Các mục đích chính của kế hoạch dự án là ghi lại các giả định và quyết định về lập kế hoạch, tạo điều kiện giao tiếp và lập hồ sơ về phạm vi, chi phí và lịch trình đã được phê </w:t>
+            </w:r>
+            <w:r>
+              <w:rPr>
+                <w:sz w:val="26"/>
+                <w:szCs w:val="26"/>
+              </w:rPr>
+              <w:lastRenderedPageBreak/>
+              <w:t>duyệt.</w:t>
             </w:r>
           </w:p>
         </w:tc>
@@ -5586,6 +5532,7 @@
                 <w:sz w:val="26"/>
                 <w:szCs w:val="26"/>
               </w:rPr>
+              <w:lastRenderedPageBreak/>
               <w:t>2.ProjectPlan.docx</w:t>
             </w:r>
           </w:p>
@@ -6547,7 +6494,15 @@
                 <w:sz w:val="26"/>
                 <w:szCs w:val="26"/>
               </w:rPr>
-              <w:t>Mô tả cấu trúc cơ sở dữ liệu của hệ thống “Nghiên cứu và phát triển nền tảng số hóa quy trình phục vụ và thanh toán trong quản lý quán cafe tích hợp AI hỗ trợ người quản lý”, bao gồm các bảng như tài khoản người dùng, bàn, thực đơn, đơn hàng, thanh toán, nhân viên và mối quan hệ giữa các bảng nhằm đảm bảo lưu trữ và xử lý dữ liệu hiệu quả.</w:t>
+              <w:t xml:space="preserve">Mô tả cấu trúc cơ sở dữ liệu của hệ thống “Nghiên cứu và phát triển nền tảng số hóa quy trình phục vụ và thanh toán trong quản lý quán cafe tích hợp AI hỗ trợ người quản lý”, bao gồm các bảng như tài khoản người dùng, bàn, thực đơn, đơn hàng, thanh toán, nhân viên và mối quan hệ giữa các bảng nhằm đảm bảo lưu </w:t>
+            </w:r>
+            <w:r>
+              <w:rPr>
+                <w:sz w:val="26"/>
+                <w:szCs w:val="26"/>
+              </w:rPr>
+              <w:lastRenderedPageBreak/>
+              <w:t>trữ và xử lý dữ liệu hiệu quả.</w:t>
             </w:r>
           </w:p>
         </w:tc>
@@ -6569,6 +6524,7 @@
                 <w:sz w:val="26"/>
                 <w:szCs w:val="26"/>
               </w:rPr>
+              <w:lastRenderedPageBreak/>
               <w:t>5.</w:t>
             </w:r>
             <w:r>
@@ -7187,6 +7143,40 @@
           <w:rFonts w:ascii="Times New Roman" w:hAnsi="Times New Roman" w:cs="Times New Roman"/>
           <w:sz w:val="26"/>
           <w:szCs w:val="26"/>
+          <w:lang w:val="vi-VN"/>
+        </w:rPr>
+      </w:pPr>
+    </w:p>
+    <w:p>
+      <w:pPr>
+        <w:spacing w:after="0" w:line="360" w:lineRule="auto"/>
+        <w:rPr>
+          <w:rFonts w:ascii="Times New Roman" w:hAnsi="Times New Roman" w:cs="Times New Roman"/>
+          <w:sz w:val="26"/>
+          <w:szCs w:val="26"/>
+          <w:lang w:val="vi-VN"/>
+        </w:rPr>
+      </w:pPr>
+    </w:p>
+    <w:p>
+      <w:pPr>
+        <w:spacing w:after="0" w:line="360" w:lineRule="auto"/>
+        <w:rPr>
+          <w:rFonts w:ascii="Times New Roman" w:hAnsi="Times New Roman" w:cs="Times New Roman"/>
+          <w:sz w:val="26"/>
+          <w:szCs w:val="26"/>
+          <w:lang w:val="vi-VN"/>
+        </w:rPr>
+      </w:pPr>
+    </w:p>
+    <w:p>
+      <w:pPr>
+        <w:spacing w:after="0" w:line="360" w:lineRule="auto"/>
+        <w:rPr>
+          <w:rFonts w:ascii="Times New Roman" w:hAnsi="Times New Roman" w:cs="Times New Roman"/>
+          <w:sz w:val="26"/>
+          <w:szCs w:val="26"/>
+          <w:lang w:val="vi-VN"/>
         </w:rPr>
       </w:pPr>
     </w:p>
@@ -7216,6 +7206,7 @@
           <w:sz w:val="26"/>
           <w:szCs w:val="26"/>
         </w:rPr>
+        <w:lastRenderedPageBreak/>
         <w:t>Tài liệu tham khảo</w:t>
       </w:r>
       <w:bookmarkEnd w:id="27"/>
@@ -8127,14 +8118,7 @@
                 <w:sz w:val="26"/>
                 <w:szCs w:val="26"/>
               </w:rPr>
-              <w:t>1</w:t>
-            </w:r>
-            <w:r>
-              <w:rPr>
-                <w:sz w:val="26"/>
-                <w:szCs w:val="26"/>
-              </w:rPr>
-              <w:t>5</w:t>
+              <w:t>20</w:t>
             </w:r>
           </w:p>
         </w:tc>
@@ -8192,7 +8176,15 @@
                 <w:sz w:val="26"/>
                 <w:szCs w:val="26"/>
               </w:rPr>
-              <w:t>Tài liệu trình bày được sử dụng trong buổi báo cáo đồ án, bao gồm các nội dung chính như giới thiệu hệ thống, chức năng, kiến trúc, kết quả đạt được và hướng phát triển.</w:t>
+              <w:t xml:space="preserve">Tài liệu trình bày được sử </w:t>
+            </w:r>
+            <w:r>
+              <w:rPr>
+                <w:sz w:val="26"/>
+                <w:szCs w:val="26"/>
+              </w:rPr>
+              <w:lastRenderedPageBreak/>
+              <w:t>dụng trong buổi báo cáo đồ án, bao gồm các nội dung chính như giới thiệu hệ thống, chức năng, kiến trúc, kết quả đạt được và hướng phát triển.</w:t>
             </w:r>
           </w:p>
         </w:tc>
@@ -8230,11 +8222,14 @@
     </w:tbl>
     <w:p>
       <w:pPr>
-        <w:spacing w:after="0" w:line="360" w:lineRule="auto"/>
+        <w:tabs>
+          <w:tab w:val="left" w:pos="2670"/>
+        </w:tabs>
         <w:rPr>
           <w:rFonts w:ascii="Times New Roman" w:hAnsi="Times New Roman" w:cs="Times New Roman"/>
           <w:sz w:val="26"/>
           <w:szCs w:val="26"/>
+          <w:lang w:val="vi-VN"/>
         </w:rPr>
       </w:pPr>
     </w:p>
@@ -8408,24 +8403,45 @@
 
 <file path=word/header1.xml><?xml version="1.0" encoding="utf-8"?>
 <w:hdr xmlns:wpc="http://schemas.microsoft.com/office/word/2010/wordprocessingCanvas" xmlns:cx="http://schemas.microsoft.com/office/drawing/2014/chartex" xmlns:cx1="http://schemas.microsoft.com/office/drawing/2015/9/8/chartex" xmlns:cx2="http://schemas.microsoft.com/office/drawing/2015/10/21/chartex" xmlns:cx3="http://schemas.microsoft.com/office/drawing/2016/5/9/chartex" xmlns:cx4="http://schemas.microsoft.com/office/drawing/2016/5/10/chartex" xmlns:cx5="http://schemas.microsoft.com/office/drawing/2016/5/11/chartex" xmlns:cx6="http://schemas.microsoft.com/office/drawing/2016/5/12/chartex" xmlns:cx7="http://schemas.microsoft.com/office/drawing/2016/5/13/chartex" xmlns:cx8="http://schemas.microsoft.com/office/drawing/2016/5/14/chartex" xmlns:mc="http://schemas.openxmlformats.org/markup-compatibility/2006" xmlns:aink="http://schemas.microsoft.com/office/drawing/2016/ink" xmlns:am3d="http://schemas.microsoft.com/office/drawing/2017/model3d" xmlns:o="urn:schemas-microsoft-com:office:office" xmlns:oel="http://schemas.microsoft.com/office/2019/extlst" xmlns:r="http://schemas.openxmlformats.org/officeDocument/2006/relationships" xmlns:m="http://schemas.openxmlformats.org/officeDocument/2006/math" xmlns:v="urn:schemas-microsoft-com:vml" xmlns:wp14="http://schemas.microsoft.com/office/word/2010/wordprocessingDrawing" xmlns:wp="http://schemas.openxmlformats.org/drawingml/2006/wordprocessingDrawing" xmlns:w10="urn:schemas-microsoft-com:office:word" xmlns:w="http://schemas.openxmlformats.org/wordprocessingml/2006/main" xmlns:w14="http://schemas.microsoft.com/office/word/2010/wordml" xmlns:w15="http://schemas.microsoft.com/office/word/2012/wordml" xmlns:w16cex="http://schemas.microsoft.com/office/word/2018/wordml/cex" xmlns:w16cid="http://schemas.microsoft.com/office/word/2016/wordml/cid" xmlns:w16="http://schemas.microsoft.com/office/word/2018/wordml" xmlns:w16du="http://schemas.microsoft.com/office/word/2023/wordml/word16du" xmlns:w16sdtdh="http://schemas.microsoft.com/office/word/2020/wordml/sdtdatahash" xmlns:w16sdtfl="http://schemas.microsoft.com/office/word/2024/wordml/sdtformatlock" xmlns:w16se="http://schemas.microsoft.com/office/word/2015/wordml/symex" xmlns:wpg="http://schemas.microsoft.com/office/word/2010/wordprocessingGroup" xmlns:wpi="http://schemas.microsoft.com/office/word/2010/wordprocessingInk" xmlns:wne="http://schemas.microsoft.com/office/word/2006/wordml" xmlns:wps="http://schemas.microsoft.com/office/word/2010/wordprocessingShape" mc:Ignorable="w14 w15 w16se w16cid w16 w16cex w16sdtdh w16sdtfl w16du wp14">
-  <w:p>
-    <w:pPr>
-      <w:pStyle w:val="Header"/>
+  <w:sdt>
+    <w:sdtPr>
       <w:rPr>
         <w:rFonts w:ascii="Times New Roman" w:hAnsi="Times New Roman" w:cs="Times New Roman"/>
         <w:sz w:val="26"/>
         <w:szCs w:val="26"/>
       </w:rPr>
+      <w:alias w:val="Title"/>
+      <w:id w:val="77738743"/>
+      <w:dataBinding w:prefixMappings="xmlns:ns0='http://schemas.openxmlformats.org/package/2006/metadata/core-properties' xmlns:ns1='http://purl.org/dc/elements/1.1/'" w:xpath="/ns0:coreProperties[1]/ns1:title[1]" w:storeItemID="{6C3C8BC8-F283-45AE-878A-BAB7291924A1}"/>
+      <w:text/>
+    </w:sdtPr>
+    <w:sdtContent>
+      <w:p>
+        <w:pPr>
+          <w:pStyle w:val="Header"/>
+          <w:pBdr>
+            <w:bottom w:val="thickThinSmallGap" w:sz="24" w:space="1" w:color="622423" w:themeColor="accent2" w:themeShade="7F"/>
+          </w:pBdr>
+          <w:rPr>
+            <w:sz w:val="26"/>
+            <w:szCs w:val="26"/>
+          </w:rPr>
+        </w:pPr>
+        <w:r>
+          <w:rPr>
+            <w:rFonts w:ascii="Times New Roman" w:hAnsi="Times New Roman" w:cs="Times New Roman"/>
+            <w:sz w:val="26"/>
+            <w:szCs w:val="26"/>
+          </w:rPr>
+          <w:t>Nghiên cứu và phát triển nền tảng số hóa quy trình phục vụ và thanh toán trong quản lý quán cafe tích hợp AI hỗ trợ người quản lý</w:t>
+        </w:r>
+      </w:p>
+    </w:sdtContent>
+  </w:sdt>
+  <w:p>
+    <w:pPr>
+      <w:pStyle w:val="Header"/>
     </w:pPr>
-    <w:r>
-      <w:rPr>
-        <w:rFonts w:ascii="Times New Roman" w:eastAsia="Calibri" w:hAnsi="Times New Roman" w:cs="Times New Roman"/>
-        <w:sz w:val="26"/>
-        <w:szCs w:val="26"/>
-        <w:lang w:val="vi-VN"/>
-      </w:rPr>
-      <w:t>Nghiên cứu và phát triển nền tảng số hoá quy trình phục vụ và thanh toán trong quản lý quán cafe tích hợp AI hỗ trợ người quản lý</w:t>
-    </w:r>
   </w:p>
 </w:hdr>
 </file>
@@ -9153,7 +9169,7 @@
   <w:style w:type="paragraph" w:default="1" w:styleId="Normal">
     <w:name w:val="Normal"/>
     <w:qFormat/>
-    <w:rsid w:val="00F3701F"/>
+    <w:rsid w:val="00EB7F96"/>
   </w:style>
   <w:style w:type="paragraph" w:styleId="Heading1">
     <w:name w:val="heading 1"/>
